--- a/lectureNotes/13_networks.docx
+++ b/lectureNotes/13_networks.docx
@@ -59,7 +59,7 @@
     </w:p>
     <w:p>
       <w:r>
-        <w:t>Aesthetics of network visualizations (examples):</w:t>
+        <w:t>Network Analysis:</w:t>
       </w:r>
     </w:p>
     <w:p>
@@ -71,7 +71,7 @@
         </w:numPr>
       </w:pPr>
       <w:r>
-        <w:t>Node color</w:t>
+        <w:t>Degree Centrality</w:t>
       </w:r>
     </w:p>
     <w:p>
@@ -83,7 +83,7 @@
         </w:numPr>
       </w:pPr>
       <w:r>
-        <w:t>Node size</w:t>
+        <w:t>Shortest path</w:t>
       </w:r>
     </w:p>
     <w:p>
@@ -95,7 +95,7 @@
         </w:numPr>
       </w:pPr>
       <w:r>
-        <w:t>Edge Color</w:t>
+        <w:t>Clusters</w:t>
       </w:r>
     </w:p>
     <w:p>
@@ -107,12 +107,7 @@
         </w:numPr>
       </w:pPr>
       <w:r>
-        <w:t>Edge size</w:t>
-      </w:r>
-    </w:p>
-    <w:p>
-      <w:r>
-        <w:t>Network Analysis:</w:t>
+        <w:t>Neighbors (common neighbors)</w:t>
       </w:r>
     </w:p>
     <w:p>
@@ -124,7 +119,7 @@
         </w:numPr>
       </w:pPr>
       <w:r>
-        <w:t>Shortest path</w:t>
+        <w:t>Machine learning</w:t>
       </w:r>
     </w:p>
     <w:p>
@@ -136,7 +131,12 @@
         </w:numPr>
       </w:pPr>
       <w:r>
-        <w:t>Clusters</w:t>
+        <w:t>Graph databases?</w:t>
+      </w:r>
+    </w:p>
+    <w:p>
+      <w:r>
+        <w:t>Aesthetics of network visualizations (examples):</w:t>
       </w:r>
     </w:p>
     <w:p>
@@ -148,7 +148,7 @@
         </w:numPr>
       </w:pPr>
       <w:r>
-        <w:t>Machine learning</w:t>
+        <w:t>Node color</w:t>
       </w:r>
     </w:p>
     <w:p>
@@ -160,7 +160,7 @@
         </w:numPr>
       </w:pPr>
       <w:r>
-        <w:t>Graph databases?</w:t>
+        <w:t>Node size</w:t>
       </w:r>
     </w:p>
     <w:p>
@@ -172,7 +172,7 @@
         </w:numPr>
       </w:pPr>
       <w:r>
-        <w:t>Neighbors (common neighbors)</w:t>
+        <w:t>Edge Color</w:t>
       </w:r>
     </w:p>
     <w:p>
@@ -184,7 +184,7 @@
         </w:numPr>
       </w:pPr>
       <w:r>
-        <w:t>Degree Centrality</w:t>
+        <w:t>Edge size</w:t>
       </w:r>
     </w:p>
     <w:sectPr>
